--- a/uploads/Proposta/Proposta_ESCOLAR OFFICE_.docx
+++ b/uploads/Proposta/Proposta_ESCOLAR OFFICE_.docx
@@ -123,7 +123,7 @@
                 <w:szCs w:val="24"/>
                 <w:u w:val="single"/>
               </w:rPr>
-              <w:t xml:space="preserve">J.A PROMOÇÕES FEIRAS E EXPOSIÇÕES EIRELLI - EPP</w:t>
+              <w:t xml:space="preserve">FRANCAL FEIRAS E EMPREENDIMENTOS LTDA.</w:t>
             </w:r>
           </w:p>
         </w:tc>
@@ -179,7 +179,7 @@
                 <w:szCs w:val="24"/>
                 <w:u w:val="single"/>
               </w:rPr>
-              <w:t xml:space="preserve">EUNICE PINHEIRO – Celular:</w:t>
+              <w:t xml:space="preserve">CESAR SILVA – Celular:</w:t>
             </w:r>
             <w:r>
               <w:rPr>
@@ -216,7 +216,7 @@
                 <w:szCs w:val="24"/>
                 <w:u w:val="single"/>
               </w:rPr>
-              <w:t xml:space="preserve">atendimento@estruturasaereas.com.br</w:t>
+              <w:t xml:space="preserve">cesar.silva@francal.com.br</w:t>
             </w:r>
           </w:p>
         </w:tc>
@@ -333,7 +333,7 @@
                 <w:szCs w:val="24"/>
                 <w:u w:val="single"/>
               </w:rPr>
-              <w:t xml:space="preserve">BRANCO, VERDE, VERMELHO</w:t>
+              <w:t xml:space="preserve"/>
             </w:r>
           </w:p>
         </w:tc>
@@ -564,7 +564,7 @@
                 <w:szCs w:val="24"/>
                 <w:u w:val="single"/>
               </w:rPr>
-              <w:t xml:space="preserve">06/08/2026 ATÉ: 06/08/2026</w:t>
+              <w:t xml:space="preserve">31/08/2026 ATÉ: 31/08/2026</w:t>
             </w:r>
           </w:p>
         </w:tc>
@@ -924,7 +924,7 @@
           <w:sz w:val="24"/>
           <w:szCs w:val="24"/>
         </w:rPr>
-        <w:t xml:space="preserve">• 1 Multa Avaria, 1 Diária(s), de: 01/08/2026 até: 01/08/2026</w:t>
+        <w:t xml:space="preserve">• 9 Ponto Promotora, 1 Diária(s), de: 01/08/2026 até: 01/08/2026</w:t>
       </w:r>
     </w:p>
     <w:p>
@@ -944,27 +944,7 @@
           <w:sz w:val="24"/>
           <w:szCs w:val="24"/>
         </w:rPr>
-        <w:t xml:space="preserve">• 19 Ponto Abrace, 1 Diária(s), de: 01/08/2026 até: 01/08/2026</w:t>
-      </w:r>
-    </w:p>
-    <w:p>
-      <w:pPr>
-        <w:pStyle w:val="PargrafodaLista"/>
-        <w:spacing w:line="285" w:lineRule="atLeast"/>
-        <w:ind w:left="0"/>
-        <w:rPr>
-          <w:rFonts w:ascii="Abel" w:hAnsi="Abel"/>
-          <w:sz w:val="24"/>
-          <w:szCs w:val="24"/>
-        </w:rPr>
-      </w:pPr>
-      <w:r>
-        <w:rPr>
-          <w:rFonts w:ascii="Abel" w:hAnsi="Abel"/>
-          <w:sz w:val="24"/>
-          <w:szCs w:val="24"/>
-        </w:rPr>
-        <w:t xml:space="preserve">• 361 Ponto Expositor / Montador, 1 Diária(s), de: 01/08/2026 até: 01/08/2026</w:t>
+        <w:t xml:space="preserve">• 93 Banner, 1 Diária(s), de: 01/08/2026 até: 01/08/2026</w:t>
       </w:r>
     </w:p>
     <w:p>
@@ -1239,7 +1219,7 @@
           <w:sz w:val="24"/>
           <w:szCs w:val="24"/>
         </w:rPr>
-        <w:t xml:space="preserve">R$ 192.858,00</w:t>
+        <w:t xml:space="preserve">R$ 21.590,40</w:t>
       </w:r>
       <w:r>
         <w:rPr>
@@ -1418,7 +1398,7 @@
           <w:i/>
           <w:iCs/>
         </w:rPr>
-        <w:t xml:space="preserve">01/10/2026</w:t>
+        <w:t xml:space="preserve">02/10/2026</w:t>
       </w:r>
     </w:p>
     <w:p>
